--- a/Intaketoets.docx
+++ b/Intaketoets.docx
@@ -619,6 +619,50 @@
           </w:p>
         </w:tc>
       </w:tr>
+      <w:tr>
+        <w:tc>
+          <w:tcPr>
+            <w:tcW w:w="4606" w:type="dxa"/>
+            <w:hideMark/>
+          </w:tcPr>
+          <w:p>
+            <w:pPr>
+              <w:pStyle w:val="Geenafstand"/>
+              <w:spacing w:line="256" w:lineRule="auto"/>
+              <w:rPr>
+                <w:rFonts w:ascii="Arial" w:hAnsi="Arial" w:cs="Arial"/>
+                <w:sz w:val="20"/>
+                <w:szCs w:val="20"/>
+              </w:rPr>
+            </w:pPr>
+            <w:r>
+              <w:rPr>
+                <w:rFonts w:ascii="Arial" w:hAnsi="Arial" w:cs="Arial"/>
+                <w:sz w:val="20"/>
+                <w:szCs w:val="20"/>
+              </w:rPr>
+              <w:t>RD-coördinaten (ingevoerd)</w:t>
+            </w:r>
+          </w:p>
+        </w:tc>
+        <w:tc>
+          <w:tcPr>
+            <w:tcW w:w="4606" w:type="dxa"/>
+            <w:hideMark/>
+          </w:tcPr>
+          <w:p>
+            <w:pPr>
+              <w:pStyle w:val="Geenafstand"/>
+              <w:spacing w:line="256" w:lineRule="auto"/>
+              <w:rPr>
+                <w:rFonts w:ascii="Arial" w:hAnsi="Arial" w:cs="Arial"/>
+                <w:sz w:val="20"/>
+                <w:szCs w:val="20"/>
+              </w:rPr>
+            </w:pPr>
+          </w:p>
+        </w:tc>
+      </w:tr>
     </w:tbl>
     <w:p>
       <w:pPr>
@@ -2355,6 +2399,50 @@
                 <w:szCs w:val="20"/>
               </w:rPr>
               <w:t>(Functie)aanduiding</w:t>
+            </w:r>
+          </w:p>
+        </w:tc>
+        <w:tc>
+          <w:tcPr>
+            <w:tcW w:w="4745" w:type="dxa"/>
+          </w:tcPr>
+          <w:p>
+            <w:pPr>
+              <w:pStyle w:val="Geenafstand"/>
+              <w:spacing w:line="256" w:lineRule="auto"/>
+              <w:ind w:right="743"/>
+              <w:rPr>
+                <w:rFonts w:ascii="Arial" w:hAnsi="Arial" w:cs="Arial"/>
+                <w:sz w:val="20"/>
+                <w:szCs w:val="20"/>
+              </w:rPr>
+            </w:pPr>
+          </w:p>
+        </w:tc>
+      </w:tr>
+      <w:tr>
+        <w:tc>
+          <w:tcPr>
+            <w:tcW w:w="4606" w:type="dxa"/>
+            <w:hideMark/>
+          </w:tcPr>
+          <w:p>
+            <w:pPr>
+              <w:pStyle w:val="Geenafstand"/>
+              <w:spacing w:line="256" w:lineRule="auto"/>
+              <w:rPr>
+                <w:rFonts w:ascii="Arial" w:hAnsi="Arial" w:cs="Arial"/>
+                <w:sz w:val="20"/>
+                <w:szCs w:val="20"/>
+              </w:rPr>
+            </w:pPr>
+            <w:r>
+              <w:rPr>
+                <w:rFonts w:ascii="Arial" w:hAnsi="Arial" w:cs="Arial"/>
+                <w:sz w:val="20"/>
+                <w:szCs w:val="20"/>
+              </w:rPr>
+              <w:t>Gebiedsaanduiding</w:t>
             </w:r>
           </w:p>
         </w:tc>
